--- a/Vishnuraj_resume UI.docx
+++ b/Vishnuraj_resume UI.docx
@@ -42,7 +42,6 @@
           <w:rFonts w:cstheme="minorHAnsi"/>
           <w:sz w:val="20"/>
           <w:szCs w:val="20"/>
-          <w:lang w:val="it-IT"/>
         </w:rPr>
       </w:pPr>
       <w:r>
@@ -50,7 +49,6 @@
           <w:rFonts w:cstheme="minorHAnsi"/>
           <w:sz w:val="20"/>
           <w:szCs w:val="20"/>
-          <w:lang w:val="it-IT"/>
         </w:rPr>
         <w:t>+91 80153 30617</w:t>
       </w:r>
@@ -64,7 +62,6 @@
           <w:rFonts w:cstheme="minorHAnsi"/>
           <w:sz w:val="20"/>
           <w:szCs w:val="20"/>
-          <w:lang w:val="it-IT"/>
         </w:rPr>
       </w:pPr>
       <w:r>
@@ -72,7 +69,6 @@
           <w:rFonts w:cstheme="minorHAnsi"/>
           <w:sz w:val="20"/>
           <w:szCs w:val="20"/>
-          <w:lang w:val="it-IT"/>
         </w:rPr>
         <w:t>Chennai</w:t>
       </w:r>
@@ -81,7 +77,6 @@
           <w:rFonts w:cstheme="minorHAnsi"/>
           <w:sz w:val="20"/>
           <w:szCs w:val="20"/>
-          <w:lang w:val="it-IT"/>
         </w:rPr>
         <w:t>, Tamil Nadu</w:t>
       </w:r>
@@ -90,7 +85,6 @@
           <w:rFonts w:cstheme="minorHAnsi"/>
           <w:sz w:val="20"/>
           <w:szCs w:val="20"/>
-          <w:lang w:val="it-IT"/>
         </w:rPr>
         <w:t>,</w:t>
       </w:r>
@@ -99,7 +93,6 @@
           <w:rFonts w:cstheme="minorHAnsi"/>
           <w:sz w:val="20"/>
           <w:szCs w:val="20"/>
-          <w:lang w:val="it-IT"/>
         </w:rPr>
         <w:t xml:space="preserve"> India</w:t>
       </w:r>
@@ -115,17 +108,33 @@
           <w:szCs w:val="20"/>
         </w:rPr>
       </w:pPr>
-      <w:hyperlink r:id="rId8" w:history="1">
-        <w:r>
-          <w:rPr>
-            <w:rStyle w:val="Hyperlink"/>
-            <w:rFonts w:cstheme="minorHAnsi"/>
-            <w:sz w:val="20"/>
-            <w:szCs w:val="20"/>
-          </w:rPr>
-          <w:t>vishnubhadri@hotmail.com</w:t>
-        </w:r>
-      </w:hyperlink>
+      <w:r>
+        <w:fldChar w:fldCharType="begin"/>
+      </w:r>
+      <w:r>
+        <w:instrText>HYPERLINK "mailto:vishnubhadri@hotmail.com"</w:instrText>
+      </w:r>
+      <w:r>
+        <w:fldChar w:fldCharType="separate"/>
+      </w:r>
+      <w:r>
+        <w:rPr>
+          <w:rStyle w:val="Hyperlink"/>
+          <w:rFonts w:cstheme="minorHAnsi"/>
+          <w:sz w:val="20"/>
+          <w:szCs w:val="20"/>
+        </w:rPr>
+        <w:t>vishnubhadri@hotmail.com</w:t>
+      </w:r>
+      <w:r>
+        <w:rPr>
+          <w:rStyle w:val="Hyperlink"/>
+          <w:rFonts w:cstheme="minorHAnsi"/>
+          <w:sz w:val="20"/>
+          <w:szCs w:val="20"/>
+        </w:rPr>
+        <w:fldChar w:fldCharType="end"/>
+      </w:r>
     </w:p>
     <w:p>
       <w:pPr>
@@ -152,7 +161,7 @@
             <wp:extent cx="228600" cy="228600"/>
             <wp:effectExtent l="0" t="0" r="0" b="0"/>
             <wp:docPr id="3" name="Picture 3" descr="mailto:vishnubhadrii@gmail.com">
-              <a:hlinkClick xmlns:a="http://schemas.openxmlformats.org/drawingml/2006/main" r:id="rId9" tooltip="Gmail"/>
+              <a:hlinkClick xmlns:a="http://schemas.openxmlformats.org/drawingml/2006/main" r:id="rId8" tooltip="Gmail"/>
             </wp:docPr>
             <wp:cNvGraphicFramePr>
               <a:graphicFrameLocks xmlns:a="http://schemas.openxmlformats.org/drawingml/2006/main" noChangeAspect="1"/>
@@ -162,14 +171,14 @@
                 <pic:pic xmlns:pic="http://schemas.openxmlformats.org/drawingml/2006/picture">
                   <pic:nvPicPr>
                     <pic:cNvPr id="3" name="Picture 3" descr="mailto:vishnubhadrii@gmail.com">
-                      <a:hlinkClick r:id="rId9" tooltip="Gmail"/>
+                      <a:hlinkClick r:id="rId8" tooltip="Gmail"/>
                     </pic:cNvPr>
                     <pic:cNvPicPr>
                       <a:picLocks noChangeAspect="1" noChangeArrowheads="1"/>
                     </pic:cNvPicPr>
                   </pic:nvPicPr>
                   <pic:blipFill>
-                    <a:blip r:embed="rId10" cstate="print">
+                    <a:blip r:embed="rId9" cstate="print">
                       <a:extLst>
                         <a:ext uri="{28A0092B-C50C-407E-A947-70E740481C1C}">
                           <a14:useLocalDpi xmlns:a14="http://schemas.microsoft.com/office/drawing/2010/main" val="0"/>
@@ -216,7 +225,7 @@
             <wp:extent cx="268816" cy="228600"/>
             <wp:effectExtent l="0" t="0" r="0" b="0"/>
             <wp:docPr id="1" name="Picture 1" descr="https://www.linkedin.com/in/vishnu-raj-sivakumar/">
-              <a:hlinkClick xmlns:a="http://schemas.openxmlformats.org/drawingml/2006/main" r:id="rId11" tooltip="Linkedin"/>
+              <a:hlinkClick xmlns:a="http://schemas.openxmlformats.org/drawingml/2006/main" r:id="rId10" tooltip="Linkedin"/>
             </wp:docPr>
             <wp:cNvGraphicFramePr>
               <a:graphicFrameLocks xmlns:a="http://schemas.openxmlformats.org/drawingml/2006/main" noChangeAspect="1"/>
@@ -226,14 +235,14 @@
                 <pic:pic xmlns:pic="http://schemas.openxmlformats.org/drawingml/2006/picture">
                   <pic:nvPicPr>
                     <pic:cNvPr id="1" name="Picture 1" descr="https://www.linkedin.com/in/vishnu-raj-sivakumar/">
-                      <a:hlinkClick r:id="rId11" tooltip="Linkedin"/>
+                      <a:hlinkClick r:id="rId10" tooltip="Linkedin"/>
                     </pic:cNvPr>
                     <pic:cNvPicPr>
                       <a:picLocks noChangeAspect="1" noChangeArrowheads="1"/>
                     </pic:cNvPicPr>
                   </pic:nvPicPr>
                   <pic:blipFill>
-                    <a:blip r:embed="rId12" cstate="print">
+                    <a:blip r:embed="rId11" cstate="print">
                       <a:extLst>
                         <a:ext uri="{28A0092B-C50C-407E-A947-70E740481C1C}">
                           <a14:useLocalDpi xmlns:a14="http://schemas.microsoft.com/office/drawing/2010/main" val="0"/>
@@ -274,7 +283,7 @@
             <wp:extent cx="228600" cy="228600"/>
             <wp:effectExtent l="0" t="0" r="0" b="0"/>
             <wp:docPr id="2" name="Picture 2" descr="https://github.com/vishnubhadri/">
-              <a:hlinkClick xmlns:a="http://schemas.openxmlformats.org/drawingml/2006/main" r:id="rId13" tooltip="Github"/>
+              <a:hlinkClick xmlns:a="http://schemas.openxmlformats.org/drawingml/2006/main" r:id="rId12" tooltip="Github"/>
               <a:extLst xmlns:a="http://schemas.openxmlformats.org/drawingml/2006/main">
                 <a:ext uri="{C183D7F6-B498-43B3-948B-1728B52AA6E4}">
                   <adec:decorative xmlns:adec="http://schemas.microsoft.com/office/drawing/2017/decorative" val="0"/>
@@ -289,7 +298,7 @@
                 <pic:pic xmlns:pic="http://schemas.openxmlformats.org/drawingml/2006/picture">
                   <pic:nvPicPr>
                     <pic:cNvPr id="2" name="Picture 2" descr="https://github.com/vishnubhadri/">
-                      <a:hlinkClick r:id="rId13" tooltip="Github"/>
+                      <a:hlinkClick r:id="rId12" tooltip="Github"/>
                       <a:extLst>
                         <a:ext uri="{C183D7F6-B498-43B3-948B-1728B52AA6E4}">
                           <adec:decorative xmlns:adec="http://schemas.microsoft.com/office/drawing/2017/decorative" val="0"/>
@@ -301,7 +310,7 @@
                     </pic:cNvPicPr>
                   </pic:nvPicPr>
                   <pic:blipFill>
-                    <a:blip r:embed="rId14" cstate="print">
+                    <a:blip r:embed="rId13" cstate="print">
                       <a:extLst>
                         <a:ext uri="{28A0092B-C50C-407E-A947-70E740481C1C}">
                           <a14:useLocalDpi xmlns:a14="http://schemas.microsoft.com/office/drawing/2010/main" val="0"/>
@@ -348,7 +357,7 @@
             <wp:extent cx="228600" cy="228600"/>
             <wp:effectExtent l="0" t="0" r="0" b="0"/>
             <wp:docPr id="4" name="Picture 4" descr="link to website ">
-              <a:hlinkClick xmlns:a="http://schemas.openxmlformats.org/drawingml/2006/main" r:id="rId15"/>
+              <a:hlinkClick xmlns:a="http://schemas.openxmlformats.org/drawingml/2006/main" r:id="rId14"/>
             </wp:docPr>
             <wp:cNvGraphicFramePr>
               <a:graphicFrameLocks xmlns:a="http://schemas.openxmlformats.org/drawingml/2006/main" noChangeAspect="1"/>
@@ -358,12 +367,12 @@
                 <pic:pic xmlns:pic="http://schemas.openxmlformats.org/drawingml/2006/picture">
                   <pic:nvPicPr>
                     <pic:cNvPr id="4" name="Picture 4" descr="link to website ">
-                      <a:hlinkClick r:id="rId15"/>
+                      <a:hlinkClick r:id="rId14"/>
                     </pic:cNvPr>
                     <pic:cNvPicPr/>
                   </pic:nvPicPr>
                   <pic:blipFill>
-                    <a:blip r:embed="rId16">
+                    <a:blip r:embed="rId15">
                       <a:extLst>
                         <a:ext uri="{28A0092B-C50C-407E-A947-70E740481C1C}">
                           <a14:useLocalDpi xmlns:a14="http://schemas.microsoft.com/office/drawing/2010/main" val="0"/>
@@ -405,7 +414,7 @@
             <wp:extent cx="200025" cy="228600"/>
             <wp:effectExtent l="0" t="0" r="9525" b="0"/>
             <wp:docPr id="5" name="Graphic 5" descr="link to dev.io">
-              <a:hlinkClick xmlns:a="http://schemas.openxmlformats.org/drawingml/2006/main" r:id="rId17"/>
+              <a:hlinkClick xmlns:a="http://schemas.openxmlformats.org/drawingml/2006/main" r:id="rId16"/>
             </wp:docPr>
             <wp:cNvGraphicFramePr>
               <a:graphicFrameLocks xmlns:a="http://schemas.openxmlformats.org/drawingml/2006/main" noChangeAspect="1"/>
@@ -415,18 +424,18 @@
                 <pic:pic xmlns:pic="http://schemas.openxmlformats.org/drawingml/2006/picture">
                   <pic:nvPicPr>
                     <pic:cNvPr id="5" name="Graphic 5" descr="link to dev.io">
-                      <a:hlinkClick r:id="rId17"/>
+                      <a:hlinkClick r:id="rId16"/>
                     </pic:cNvPr>
                     <pic:cNvPicPr/>
                   </pic:nvPicPr>
                   <pic:blipFill>
-                    <a:blip r:embed="rId18" cstate="print">
+                    <a:blip r:embed="rId17" cstate="print">
                       <a:extLst>
                         <a:ext uri="{28A0092B-C50C-407E-A947-70E740481C1C}">
                           <a14:useLocalDpi xmlns:a14="http://schemas.microsoft.com/office/drawing/2010/main" val="0"/>
                         </a:ext>
                         <a:ext uri="{96DAC541-7B7A-43D3-8B79-37D633B846F1}">
-                          <asvg:svgBlip xmlns:asvg="http://schemas.microsoft.com/office/drawing/2016/SVG/main" r:embed="rId19"/>
+                          <asvg:svgBlip xmlns:asvg="http://schemas.microsoft.com/office/drawing/2016/SVG/main" r:embed="rId18"/>
                         </a:ext>
                       </a:extLst>
                     </a:blip>
@@ -1288,7 +1297,29 @@
                 <w:sz w:val="20"/>
                 <w:szCs w:val="20"/>
               </w:rPr>
-              <w:t>WebSocket, HTTP (REST and Graphql)</w:t>
+              <w:t xml:space="preserve">WebSocket, HTTP (REST and </w:t>
+            </w:r>
+            <w:proofErr w:type="spellStart"/>
+            <w:r>
+              <w:rPr>
+                <w:rFonts w:cstheme="minorHAnsi"/>
+                <w:b/>
+                <w:bCs/>
+                <w:sz w:val="20"/>
+                <w:szCs w:val="20"/>
+              </w:rPr>
+              <w:t>Graphql</w:t>
+            </w:r>
+            <w:proofErr w:type="spellEnd"/>
+            <w:r>
+              <w:rPr>
+                <w:rFonts w:cstheme="minorHAnsi"/>
+                <w:b/>
+                <w:bCs/>
+                <w:sz w:val="20"/>
+                <w:szCs w:val="20"/>
+              </w:rPr>
+              <w:t>)</w:t>
             </w:r>
             <w:r>
               <w:rPr>
@@ -1550,6 +1581,7 @@
                 <w:szCs w:val="20"/>
               </w:rPr>
             </w:pPr>
+            <w:proofErr w:type="spellStart"/>
             <w:r>
               <w:rPr>
                 <w:rFonts w:cstheme="minorHAnsi"/>
@@ -1558,6 +1590,7 @@
               </w:rPr>
               <w:t>Lodash</w:t>
             </w:r>
+            <w:proofErr w:type="spellEnd"/>
           </w:p>
           <w:p>
             <w:pPr>
@@ -1725,7 +1758,7 @@
                 <w:sz w:val="20"/>
                 <w:szCs w:val="20"/>
               </w:rPr>
-              <w:t>2</w:t>
+              <w:t>(v2, v3)</w:t>
             </w:r>
           </w:p>
           <w:p>
@@ -2136,13 +2169,23 @@
               </w:rPr>
               <w:t xml:space="preserve">, </w:t>
             </w:r>
-            <w:r>
-              <w:rPr>
-                <w:rFonts w:cstheme="minorHAnsi"/>
-                <w:sz w:val="20"/>
-                <w:szCs w:val="20"/>
-              </w:rPr>
-              <w:t>Graphql)</w:t>
+            <w:proofErr w:type="spellStart"/>
+            <w:r>
+              <w:rPr>
+                <w:rFonts w:cstheme="minorHAnsi"/>
+                <w:sz w:val="20"/>
+                <w:szCs w:val="20"/>
+              </w:rPr>
+              <w:t>Graphql</w:t>
+            </w:r>
+            <w:proofErr w:type="spellEnd"/>
+            <w:r>
+              <w:rPr>
+                <w:rFonts w:cstheme="minorHAnsi"/>
+                <w:sz w:val="20"/>
+                <w:szCs w:val="20"/>
+              </w:rPr>
+              <w:t>)</w:t>
             </w:r>
           </w:p>
         </w:tc>
@@ -2381,7 +2424,23 @@
                 <w:sz w:val="20"/>
                 <w:szCs w:val="20"/>
               </w:rPr>
+              <w:t>CI/CD (</w:t>
+            </w:r>
+            <w:r>
+              <w:rPr>
+                <w:rFonts w:cstheme="minorHAnsi"/>
+                <w:sz w:val="20"/>
+                <w:szCs w:val="20"/>
+              </w:rPr>
               <w:t>Jenkins</w:t>
+            </w:r>
+            <w:r>
+              <w:rPr>
+                <w:rFonts w:cstheme="minorHAnsi"/>
+                <w:sz w:val="20"/>
+                <w:szCs w:val="20"/>
+              </w:rPr>
+              <w:t>)</w:t>
             </w:r>
           </w:p>
           <w:p>
@@ -2518,7 +2577,47 @@
                 <w:szCs w:val="2"/>
                 <w:shd w:val="clear" w:color="auto" w:fill="FFFFFF" w:themeFill="background1"/>
               </w:rPr>
-              <w:t>ATS TAGS (Naukri, LinkedIn) : .net, API development, ASP.NET, ASP.NET Core, AWS Lambda, Algorithms, Amazon SQS, Amazon Web Services (AWS), Amazon s3, Amazon simple notification service (SNS), Angular, AngularJS, Apache Kafka, Apollo Graphql, App development, Asp.net, Back-end web development, Backbone.js, Basic coding, Bootstrap, C (programming language), C#, C++, CSS, Cascading style sheets (CSS), Cassandra, Communication, Consulting, Data structures, Debugging, Design patterns, DevOps, Development, Distributed Systems, Django, Docker Products, Elevator Pitches, Engineering, Front-end development, Full-stack development, Git, Google Cloud Platform (GCP), Graphql, Hibernate, Html, Html5, Interactive Web, J2ee, J2ee web services, JSON, Java, Java Database Connectivity (JDBC), JavaScript, JavaScript Frameworks, Java Server Pages (JSP), Jenkins, Jest, Jira, jQuery, Maintainability, Micro frontend, Microservices, Mongo dB, Multithreading, MySQL, Node.js, OOPS), Object-oriented programming (OOP, Performance Improvement, PostgreSQL, Problem Solving, Problem solving, Programming, Programming Languages, Prototyping, Python, Python (programming language), React.js, Redux.js, Representational state transfer (rest), Rest API, SOAP, SQL, Serverless Computing, Software Development, Software design, Software design patterns, Solver, Spring, Spring Boot, Spring Framework, Spring boot, Svelte, Teamwork, Technical Leadership, Test driven development, Time management, Troubleshooting, Typescript, Unit testing, User Experience (UX), User interface design, Vue.js, Web Development, Web Services, Web applications, Web components, WebSocket, Windows</w:t>
+              <w:t xml:space="preserve">ATS TAGS (Naukri, LinkedIn) : .net, API development, ASP.NET, ASP.NET Core, AWS Lambda, Algorithms, Amazon SQS, Amazon Web Services (AWS), Amazon s3, Amazon simple notification service (SNS), Angular, AngularJS, Apache Kafka, Apollo </w:t>
+            </w:r>
+            <w:proofErr w:type="spellStart"/>
+            <w:r>
+              <w:rPr>
+                <w:color w:val="FFFFFF" w:themeColor="background1"/>
+                <w:sz w:val="2"/>
+                <w:szCs w:val="2"/>
+                <w:shd w:val="clear" w:color="auto" w:fill="FFFFFF" w:themeFill="background1"/>
+              </w:rPr>
+              <w:t>Graphql</w:t>
+            </w:r>
+            <w:proofErr w:type="spellEnd"/>
+            <w:r>
+              <w:rPr>
+                <w:color w:val="FFFFFF" w:themeColor="background1"/>
+                <w:sz w:val="2"/>
+                <w:szCs w:val="2"/>
+                <w:shd w:val="clear" w:color="auto" w:fill="FFFFFF" w:themeFill="background1"/>
+              </w:rPr>
+              <w:t xml:space="preserve">, App development, Asp.net, Back-end web development, Backbone.js, Basic coding, Bootstrap, C (programming language), C#, C++, CSS, Cascading style sheets (CSS), Cassandra, Communication, Consulting, Data structures, Debugging, Design patterns, DevOps, Development, Distributed Systems, Django, Docker Products, Elevator Pitches, Engineering, Front-end development, Full-stack development, Git, Google Cloud Platform (GCP), </w:t>
+            </w:r>
+            <w:proofErr w:type="spellStart"/>
+            <w:r>
+              <w:rPr>
+                <w:color w:val="FFFFFF" w:themeColor="background1"/>
+                <w:sz w:val="2"/>
+                <w:szCs w:val="2"/>
+                <w:shd w:val="clear" w:color="auto" w:fill="FFFFFF" w:themeFill="background1"/>
+              </w:rPr>
+              <w:t>Graphql</w:t>
+            </w:r>
+            <w:proofErr w:type="spellEnd"/>
+            <w:r>
+              <w:rPr>
+                <w:color w:val="FFFFFF" w:themeColor="background1"/>
+                <w:sz w:val="2"/>
+                <w:szCs w:val="2"/>
+                <w:shd w:val="clear" w:color="auto" w:fill="FFFFFF" w:themeFill="background1"/>
+              </w:rPr>
+              <w:t>, Hibernate, Html, Html5, Interactive Web, J2ee, J2ee web services, JSON, Java, Java Database Connectivity (JDBC), JavaScript, JavaScript Frameworks, Java Server Pages (JSP), Jenkins, Jest, Jira, jQuery, Maintainability, Micro frontend, Microservices, Mongo dB, Multithreading, MySQL, Node.js, OOPS), Object-oriented programming (OOP, Performance Improvement, PostgreSQL, Problem Solving, Problem solving, Programming, Programming Languages, Prototyping, Python, Python (programming language), React.js, Redux.js, Representational state transfer (rest), Rest API, SOAP, SQL, Serverless Computing, Software Development, Software design, Software design patterns, Solver, Spring, Spring Boot, Spring Framework, Spring boot, Svelte, Teamwork, Technical Leadership, Test driven development, Time management, Troubleshooting, Typescript, Unit testing, User Experience (UX), User interface design, Vue.js, Web Development, Web Services, Web applications, Web components, WebSocket, Windows</w:t>
             </w:r>
           </w:p>
         </w:tc>
@@ -4701,6 +4800,7 @@
               </w:rPr>
               <w:t xml:space="preserve"> and </w:t>
             </w:r>
+            <w:proofErr w:type="spellStart"/>
             <w:r>
               <w:rPr>
                 <w:rFonts w:cstheme="minorHAnsi"/>
@@ -4711,6 +4811,7 @@
               </w:rPr>
               <w:t>GraphQL</w:t>
             </w:r>
+            <w:proofErr w:type="spellEnd"/>
             <w:r>
               <w:rPr>
                 <w:rFonts w:cstheme="minorHAnsi"/>
@@ -5037,6 +5138,7 @@
               </w:rPr>
               <w:t xml:space="preserve">Familiar with Vue libraries such as </w:t>
             </w:r>
+            <w:proofErr w:type="spellStart"/>
             <w:r>
               <w:rPr>
                 <w:rFonts w:cstheme="minorHAnsi"/>
@@ -5047,6 +5149,7 @@
               </w:rPr>
               <w:t>Vuex</w:t>
             </w:r>
+            <w:proofErr w:type="spellEnd"/>
             <w:r>
               <w:rPr>
                 <w:rFonts w:cstheme="minorHAnsi"/>
@@ -5055,6 +5158,7 @@
               </w:rPr>
               <w:t xml:space="preserve">, </w:t>
             </w:r>
+            <w:proofErr w:type="spellStart"/>
             <w:r>
               <w:rPr>
                 <w:rFonts w:cstheme="minorHAnsi"/>
@@ -5065,6 +5169,7 @@
               </w:rPr>
               <w:t>Vuetify</w:t>
             </w:r>
+            <w:proofErr w:type="spellEnd"/>
             <w:r>
               <w:rPr>
                 <w:rFonts w:cstheme="minorHAnsi"/>
@@ -5160,13 +5265,23 @@
                 <w:szCs w:val="20"/>
               </w:rPr>
             </w:pPr>
-            <w:r>
-              <w:rPr>
-                <w:rFonts w:cstheme="minorHAnsi"/>
-                <w:sz w:val="20"/>
-                <w:szCs w:val="20"/>
-              </w:rPr>
-              <w:t>GoDB Tech Pvt Ltd, Chennai.</w:t>
+            <w:proofErr w:type="spellStart"/>
+            <w:r>
+              <w:rPr>
+                <w:rFonts w:cstheme="minorHAnsi"/>
+                <w:sz w:val="20"/>
+                <w:szCs w:val="20"/>
+              </w:rPr>
+              <w:t>GoDB</w:t>
+            </w:r>
+            <w:proofErr w:type="spellEnd"/>
+            <w:r>
+              <w:rPr>
+                <w:rFonts w:cstheme="minorHAnsi"/>
+                <w:sz w:val="20"/>
+                <w:szCs w:val="20"/>
+              </w:rPr>
+              <w:t xml:space="preserve"> Tech Pvt Ltd, Chennai.</w:t>
             </w:r>
           </w:p>
         </w:tc>
@@ -5619,7 +5734,29 @@
                 <w:sz w:val="20"/>
                 <w:szCs w:val="20"/>
               </w:rPr>
-              <w:t xml:space="preserve">Achievements in GoDB: </w:t>
+              <w:t xml:space="preserve">Achievements in </w:t>
+            </w:r>
+            <w:proofErr w:type="spellStart"/>
+            <w:r>
+              <w:rPr>
+                <w:rFonts w:cstheme="minorHAnsi"/>
+                <w:b w:val="0"/>
+                <w:bCs/>
+                <w:sz w:val="20"/>
+                <w:szCs w:val="20"/>
+              </w:rPr>
+              <w:t>GoDB</w:t>
+            </w:r>
+            <w:proofErr w:type="spellEnd"/>
+            <w:r>
+              <w:rPr>
+                <w:rFonts w:cstheme="minorHAnsi"/>
+                <w:b w:val="0"/>
+                <w:bCs/>
+                <w:sz w:val="20"/>
+                <w:szCs w:val="20"/>
+              </w:rPr>
+              <w:t xml:space="preserve">: </w:t>
             </w:r>
           </w:p>
           <w:p>
@@ -11614,6 +11751,7 @@
     <w:rsid w:val="00B77CA4"/>
     <w:rsid w:val="00BB52B0"/>
     <w:rsid w:val="00C27B56"/>
+    <w:rsid w:val="00C37A14"/>
     <w:rsid w:val="00C93480"/>
     <w:rsid w:val="00CB51B2"/>
     <w:rsid w:val="00D0264D"/>
